--- a/backend_flask/plantillas_word/Anexo IX Solicitud Exención FFE.docx
+++ b/backend_flask/plantillas_word/Anexo IX Solicitud Exención FFE.docx
@@ -1,6 +1,6 @@
 
 <file path=word/document.xml><?xml version="1.0" encoding="utf-8"?>
-<w:document xmlns:wpc="http://schemas.microsoft.com/office/word/2010/wordprocessingCanvas" xmlns:cx="http://schemas.microsoft.com/office/drawing/2014/chartex" xmlns:cx1="http://schemas.microsoft.com/office/drawing/2015/9/8/chartex" xmlns:cx2="http://schemas.microsoft.com/office/drawing/2015/10/21/chartex" xmlns:cx3="http://schemas.microsoft.com/office/drawing/2016/5/9/chartex" xmlns:cx4="http://schemas.microsoft.com/office/drawing/2016/5/10/chartex" xmlns:cx5="http://schemas.microsoft.com/office/drawing/2016/5/11/chartex" xmlns:cx6="http://schemas.microsoft.com/office/drawing/2016/5/12/chartex" xmlns:cx7="http://schemas.microsoft.com/office/drawing/2016/5/13/chartex" xmlns:cx8="http://schemas.microsoft.com/office/drawing/2016/5/14/chartex" xmlns:mc="http://schemas.openxmlformats.org/markup-compatibility/2006" xmlns:aink="http://schemas.microsoft.com/office/drawing/2016/ink" xmlns:am3d="http://schemas.microsoft.com/office/drawing/2017/model3d" xmlns:o="urn:schemas-microsoft-com:office:office" xmlns:oel="http://schemas.microsoft.com/office/2019/extlst" xmlns:r="http://schemas.openxmlformats.org/officeDocument/2006/relationships" xmlns:m="http://schemas.openxmlformats.org/officeDocument/2006/math" xmlns:v="urn:schemas-microsoft-com:vml" xmlns:wp14="http://schemas.microsoft.com/office/word/2010/wordprocessingDrawing" xmlns:wp="http://schemas.openxmlformats.org/drawingml/2006/wordprocessingDrawing" xmlns:w10="urn:schemas-microsoft-com:office:word" xmlns:w="http://schemas.openxmlformats.org/wordprocessingml/2006/main" xmlns:w14="http://schemas.microsoft.com/office/word/2010/wordml" xmlns:w15="http://schemas.microsoft.com/office/word/2012/wordml" xmlns:w16cex="http://schemas.microsoft.com/office/word/2018/wordml/cex" xmlns:w16cid="http://schemas.microsoft.com/office/word/2016/wordml/cid" xmlns:w16="http://schemas.microsoft.com/office/word/2018/wordml" xmlns:w16du="http://schemas.microsoft.com/office/word/2023/wordml/word16du" xmlns:w16sdtdh="http://schemas.microsoft.com/office/word/2020/wordml/sdtdatahash" xmlns:w16sdtfl="http://schemas.microsoft.com/office/word/2024/wordml/sdtformatlock" xmlns:w16se="http://schemas.microsoft.com/office/word/2015/wordml/symex" xmlns:wpg="http://schemas.microsoft.com/office/word/2010/wordprocessingGroup" xmlns:wpi="http://schemas.microsoft.com/office/word/2010/wordprocessingInk" xmlns:wne="http://schemas.microsoft.com/office/word/2006/wordml" xmlns:wps="http://schemas.microsoft.com/office/word/2010/wordprocessingShape" mc:Ignorable="w14 w15 w16se w16cid w16 w16cex w16sdtdh w16sdtfl w16du wp14">
+<w:document xmlns:wpc="http://schemas.microsoft.com/office/word/2010/wordprocessingCanvas" xmlns:cx="http://schemas.microsoft.com/office/drawing/2014/chartex" xmlns:cx1="http://schemas.microsoft.com/office/drawing/2015/9/8/chartex" xmlns:cx2="http://schemas.microsoft.com/office/drawing/2015/10/21/chartex" xmlns:cx3="http://schemas.microsoft.com/office/drawing/2016/5/9/chartex" xmlns:cx4="http://schemas.microsoft.com/office/drawing/2016/5/10/chartex" xmlns:cx5="http://schemas.microsoft.com/office/drawing/2016/5/11/chartex" xmlns:cx6="http://schemas.microsoft.com/office/drawing/2016/5/12/chartex" xmlns:cx7="http://schemas.microsoft.com/office/drawing/2016/5/13/chartex" xmlns:cx8="http://schemas.microsoft.com/office/drawing/2016/5/14/chartex" xmlns:mc="http://schemas.openxmlformats.org/markup-compatibility/2006" xmlns:aink="http://schemas.microsoft.com/office/drawing/2016/ink" xmlns:am3d="http://schemas.microsoft.com/office/drawing/2017/model3d" xmlns:o="urn:schemas-microsoft-com:office:office" xmlns:r="http://schemas.openxmlformats.org/officeDocument/2006/relationships" xmlns:m="http://schemas.openxmlformats.org/officeDocument/2006/math" xmlns:v="urn:schemas-microsoft-com:vml" xmlns:wp14="http://schemas.microsoft.com/office/word/2010/wordprocessingDrawing" xmlns:wp="http://schemas.openxmlformats.org/drawingml/2006/wordprocessingDrawing" xmlns:w10="urn:schemas-microsoft-com:office:word" xmlns:w="http://schemas.openxmlformats.org/wordprocessingml/2006/main" xmlns:w14="http://schemas.microsoft.com/office/word/2010/wordml" xmlns:w15="http://schemas.microsoft.com/office/word/2012/wordml" xmlns:w16cex="http://schemas.microsoft.com/office/word/2018/wordml/cex" xmlns:w16cid="http://schemas.microsoft.com/office/word/2016/wordml/cid" xmlns:w16="http://schemas.microsoft.com/office/word/2018/wordml" xmlns:w16sdtdh="http://schemas.microsoft.com/office/word/2020/wordml/sdtdatahash" xmlns:w16se="http://schemas.microsoft.com/office/word/2015/wordml/symex" xmlns:wpg="http://schemas.microsoft.com/office/word/2010/wordprocessingGroup" xmlns:wpi="http://schemas.microsoft.com/office/word/2010/wordprocessingInk" xmlns:wne="http://schemas.microsoft.com/office/word/2006/wordml" xmlns:wps="http://schemas.microsoft.com/office/word/2010/wordprocessingShape" mc:Ignorable="w14 w15 w16se w16cid w16 w16cex w16sdtdh wp14">
   <w:body>
     <w:p>
       <w:pPr>
@@ -224,7 +224,7 @@
           <w:rFonts w:ascii="Arial" w:hAnsi="Arial" w:cs="Arial"/>
           <w:lang w:val="es-ES"/>
         </w:rPr>
-        <w:tab/>
+        <w:t xml:space="preserve"> [NOMBRE]</w:t>
       </w:r>
     </w:p>
     <w:p>
@@ -256,7 +256,7 @@
           <w:rStyle w:val="CharacterStyle1"/>
           <w:lang w:val="es-ES"/>
         </w:rPr>
-        <w:tab/>
+        <w:t xml:space="preserve"> [NIF]</w:t>
       </w:r>
       <w:r>
         <w:rPr>
@@ -272,7 +272,7 @@
           <w:spacing w:val="-4"/>
           <w:lang w:val="es-ES"/>
         </w:rPr>
-        <w:t>o____________</w:t>
+        <w:t>o</w:t>
       </w:r>
       <w:r>
         <w:rPr>
@@ -280,6 +280,14 @@
           <w:spacing w:val="-4"/>
           <w:lang w:val="es-ES"/>
         </w:rPr>
+        <w:t xml:space="preserve"> [TELEFONO]</w:t>
+      </w:r>
+      <w:r>
+        <w:rPr>
+          <w:rStyle w:val="CharacterStyle1"/>
+          <w:spacing w:val="-4"/>
+          <w:lang w:val="es-ES"/>
+        </w:rPr>
         <w:t xml:space="preserve"> </w:t>
       </w:r>
       <w:r>
@@ -294,7 +302,7 @@
           <w:rStyle w:val="CharacterStyle1"/>
           <w:lang w:val="es-ES"/>
         </w:rPr>
-        <w:tab/>
+        <w:t xml:space="preserve"> [EMAIL]</w:t>
       </w:r>
     </w:p>
     <w:p>
@@ -324,7 +332,7 @@
           <w:rStyle w:val="CharacterStyle1"/>
           <w:lang w:val="es-ES"/>
         </w:rPr>
-        <w:tab/>
+        <w:t>[DIRECCION]</w:t>
       </w:r>
     </w:p>
     <w:p>
@@ -356,7 +364,7 @@
           <w:rStyle w:val="CharacterStyle1"/>
           <w:lang w:val="es-ES"/>
         </w:rPr>
-        <w:tab/>
+        <w:t xml:space="preserve"> [LOCALIDAD]</w:t>
       </w:r>
       <w:r>
         <w:rPr>
@@ -372,7 +380,7 @@
           <w:spacing w:val="-6"/>
           <w:lang w:val="es-ES"/>
         </w:rPr>
-        <w:tab/>
+        <w:t xml:space="preserve"> [PORVINCIA </w:t>
       </w:r>
       <w:r>
         <w:rPr>
@@ -386,7 +394,7 @@
           <w:rStyle w:val="CharacterStyle1"/>
           <w:lang w:val="es-ES"/>
         </w:rPr>
-        <w:tab/>
+        <w:t xml:space="preserve"> [CP]</w:t>
       </w:r>
     </w:p>
     <w:p>
@@ -494,7 +502,7 @@
           <w:spacing w:val="3"/>
           <w:lang w:val="es-ES"/>
         </w:rPr>
-        <w:t>educativo: _</w:t>
+        <w:t xml:space="preserve">educativo: </w:t>
       </w:r>
       <w:r>
         <w:rPr>
@@ -502,15 +510,7 @@
           <w:spacing w:val="3"/>
           <w:lang w:val="es-ES"/>
         </w:rPr>
-        <w:t>____________________________</w:t>
-      </w:r>
-      <w:r>
-        <w:rPr>
-          <w:rStyle w:val="CharacterStyle1"/>
-          <w:spacing w:val="3"/>
-          <w:lang w:val="es-ES"/>
-        </w:rPr>
-        <w:t>________</w:t>
+        <w:t>[CENTRO_NOMBRE]</w:t>
       </w:r>
     </w:p>
     <w:p>
@@ -558,14 +558,35 @@
           <w:rStyle w:val="CharacterStyle1"/>
           <w:lang w:val="es-ES"/>
         </w:rPr>
-        <w:t xml:space="preserve"> ___________________ </w:t>
+        <w:t xml:space="preserve"> </w:t>
       </w:r>
       <w:r>
         <w:rPr>
           <w:rStyle w:val="CharacterStyle1"/>
           <w:lang w:val="es-ES"/>
         </w:rPr>
-        <w:t>Provincia __________________________________________________</w:t>
+        <w:t>[CENTRO_LOCALIDAD]</w:t>
+      </w:r>
+      <w:r>
+        <w:rPr>
+          <w:rStyle w:val="CharacterStyle1"/>
+          <w:lang w:val="es-ES"/>
+        </w:rPr>
+        <w:t xml:space="preserve"> </w:t>
+      </w:r>
+      <w:r>
+        <w:rPr>
+          <w:rStyle w:val="CharacterStyle1"/>
+          <w:lang w:val="es-ES"/>
+        </w:rPr>
+        <w:t xml:space="preserve">Provincia </w:t>
+      </w:r>
+      <w:r>
+        <w:rPr>
+          <w:rStyle w:val="CharacterStyle1"/>
+          <w:lang w:val="es-ES"/>
+        </w:rPr>
+        <w:t>[CENTRO_PROVINCIA]</w:t>
       </w:r>
     </w:p>
     <w:p>
@@ -619,49 +640,7 @@
           <w:rStyle w:val="CharacterStyle1"/>
           <w:lang w:val="es-ES"/>
         </w:rPr>
-        <w:t>_________</w:t>
-      </w:r>
-      <w:r>
-        <w:rPr>
-          <w:rStyle w:val="CharacterStyle1"/>
-          <w:lang w:val="es-ES"/>
-        </w:rPr>
-        <w:t>_</w:t>
-      </w:r>
-      <w:r>
-        <w:rPr>
-          <w:rStyle w:val="CharacterStyle1"/>
-          <w:lang w:val="es-ES"/>
-        </w:rPr>
-        <w:t>_______</w:t>
-      </w:r>
-      <w:r>
-        <w:rPr>
-          <w:rStyle w:val="CharacterStyle1"/>
-          <w:lang w:val="es-ES"/>
-        </w:rPr>
-        <w:t>________</w:t>
-      </w:r>
-      <w:r>
-        <w:rPr>
-          <w:rStyle w:val="CharacterStyle1"/>
-          <w:lang w:val="es-ES"/>
-        </w:rPr>
-        <w:t>______________</w:t>
-      </w:r>
-      <w:r>
-        <w:rPr>
-          <w:rStyle w:val="CharacterStyle1"/>
-          <w:lang w:val="es-ES"/>
-        </w:rPr>
-        <w:t>______</w:t>
-      </w:r>
-      <w:r>
-        <w:rPr>
-          <w:rStyle w:val="CharacterStyle1"/>
-          <w:lang w:val="es-ES"/>
-        </w:rPr>
-        <w:t>___</w:t>
+        <w:t>[GRADOS_TUTOR]</w:t>
       </w:r>
     </w:p>
     <w:p>
@@ -1292,49 +1271,7 @@
           <w:rFonts w:ascii="Arial" w:hAnsi="Arial" w:cs="Arial"/>
           <w:lang w:val="es-ES"/>
         </w:rPr>
-        <w:t>En</w:t>
-      </w:r>
-      <w:r>
-        <w:rPr>
-          <w:rStyle w:val="CharacterStyle2"/>
-          <w:rFonts w:ascii="Arial" w:hAnsi="Arial" w:cs="Arial"/>
-          <w:lang w:val="es-ES"/>
-        </w:rPr>
-        <w:tab/>
-        <w:t>a</w:t>
-      </w:r>
-      <w:r>
-        <w:rPr>
-          <w:rStyle w:val="CharacterStyle2"/>
-          <w:rFonts w:ascii="Arial" w:hAnsi="Arial" w:cs="Arial"/>
-          <w:lang w:val="es-ES"/>
-        </w:rPr>
-        <w:tab/>
-        <w:t>de</w:t>
-      </w:r>
-      <w:r>
-        <w:rPr>
-          <w:rStyle w:val="CharacterStyle2"/>
-          <w:rFonts w:ascii="Arial" w:hAnsi="Arial" w:cs="Arial"/>
-          <w:lang w:val="es-ES"/>
-        </w:rPr>
-        <w:t>______________d</w:t>
-      </w:r>
-      <w:r>
-        <w:rPr>
-          <w:rStyle w:val="CharacterStyle2"/>
-          <w:rFonts w:ascii="Arial" w:hAnsi="Arial" w:cs="Arial"/>
-          <w:lang w:val="es-ES"/>
-        </w:rPr>
-        <w:t>e</w:t>
-      </w:r>
-      <w:r>
-        <w:rPr>
-          <w:rStyle w:val="CharacterStyle2"/>
-          <w:rFonts w:ascii="Arial" w:hAnsi="Arial" w:cs="Arial"/>
-          <w:lang w:val="es-ES"/>
-        </w:rPr>
-        <w:t xml:space="preserve"> ____________</w:t>
+        <w:t>[LUGAR_FECHA]</w:t>
       </w:r>
     </w:p>
     <w:p>
@@ -1422,7 +1359,7 @@
           <w:szCs w:val="17"/>
           <w:lang w:val="es-ES"/>
         </w:rPr>
-        <w:t>_______________________</w:t>
+        <w:t xml:space="preserve"> [DIRECTOR_NOMBRE]</w:t>
       </w:r>
     </w:p>
     <w:sectPr>
@@ -1437,7 +1374,7 @@
 </file>
 
 <file path=word/endnotes.xml><?xml version="1.0" encoding="utf-8"?>
-<w:endnotes xmlns:wpc="http://schemas.microsoft.com/office/word/2010/wordprocessingCanvas" xmlns:cx="http://schemas.microsoft.com/office/drawing/2014/chartex" xmlns:cx1="http://schemas.microsoft.com/office/drawing/2015/9/8/chartex" xmlns:cx2="http://schemas.microsoft.com/office/drawing/2015/10/21/chartex" xmlns:cx3="http://schemas.microsoft.com/office/drawing/2016/5/9/chartex" xmlns:cx4="http://schemas.microsoft.com/office/drawing/2016/5/10/chartex" xmlns:cx5="http://schemas.microsoft.com/office/drawing/2016/5/11/chartex" xmlns:cx6="http://schemas.microsoft.com/office/drawing/2016/5/12/chartex" xmlns:cx7="http://schemas.microsoft.com/office/drawing/2016/5/13/chartex" xmlns:cx8="http://schemas.microsoft.com/office/drawing/2016/5/14/chartex" xmlns:mc="http://schemas.openxmlformats.org/markup-compatibility/2006" xmlns:aink="http://schemas.microsoft.com/office/drawing/2016/ink" xmlns:am3d="http://schemas.microsoft.com/office/drawing/2017/model3d" xmlns:o="urn:schemas-microsoft-com:office:office" xmlns:oel="http://schemas.microsoft.com/office/2019/extlst" xmlns:r="http://schemas.openxmlformats.org/officeDocument/2006/relationships" xmlns:m="http://schemas.openxmlformats.org/officeDocument/2006/math" xmlns:v="urn:schemas-microsoft-com:vml" xmlns:wp14="http://schemas.microsoft.com/office/word/2010/wordprocessingDrawing" xmlns:wp="http://schemas.openxmlformats.org/drawingml/2006/wordprocessingDrawing" xmlns:w10="urn:schemas-microsoft-com:office:word" xmlns:w="http://schemas.openxmlformats.org/wordprocessingml/2006/main" xmlns:w14="http://schemas.microsoft.com/office/word/2010/wordml" xmlns:w15="http://schemas.microsoft.com/office/word/2012/wordml" xmlns:w16cex="http://schemas.microsoft.com/office/word/2018/wordml/cex" xmlns:w16cid="http://schemas.microsoft.com/office/word/2016/wordml/cid" xmlns:w16="http://schemas.microsoft.com/office/word/2018/wordml" xmlns:w16du="http://schemas.microsoft.com/office/word/2023/wordml/word16du" xmlns:w16sdtdh="http://schemas.microsoft.com/office/word/2020/wordml/sdtdatahash" xmlns:w16sdtfl="http://schemas.microsoft.com/office/word/2024/wordml/sdtformatlock" xmlns:w16se="http://schemas.microsoft.com/office/word/2015/wordml/symex" xmlns:wpg="http://schemas.microsoft.com/office/word/2010/wordprocessingGroup" xmlns:wpi="http://schemas.microsoft.com/office/word/2010/wordprocessingInk" xmlns:wne="http://schemas.microsoft.com/office/word/2006/wordml" xmlns:wps="http://schemas.microsoft.com/office/word/2010/wordprocessingShape" mc:Ignorable="w14 w15 w16se w16cid w16 w16cex w16sdtdh w16sdtfl w16du wp14">
+<w:endnotes xmlns:wpc="http://schemas.microsoft.com/office/word/2010/wordprocessingCanvas" xmlns:cx="http://schemas.microsoft.com/office/drawing/2014/chartex" xmlns:cx1="http://schemas.microsoft.com/office/drawing/2015/9/8/chartex" xmlns:cx2="http://schemas.microsoft.com/office/drawing/2015/10/21/chartex" xmlns:cx3="http://schemas.microsoft.com/office/drawing/2016/5/9/chartex" xmlns:cx4="http://schemas.microsoft.com/office/drawing/2016/5/10/chartex" xmlns:cx5="http://schemas.microsoft.com/office/drawing/2016/5/11/chartex" xmlns:cx6="http://schemas.microsoft.com/office/drawing/2016/5/12/chartex" xmlns:cx7="http://schemas.microsoft.com/office/drawing/2016/5/13/chartex" xmlns:cx8="http://schemas.microsoft.com/office/drawing/2016/5/14/chartex" xmlns:mc="http://schemas.openxmlformats.org/markup-compatibility/2006" xmlns:aink="http://schemas.microsoft.com/office/drawing/2016/ink" xmlns:am3d="http://schemas.microsoft.com/office/drawing/2017/model3d" xmlns:o="urn:schemas-microsoft-com:office:office" xmlns:r="http://schemas.openxmlformats.org/officeDocument/2006/relationships" xmlns:m="http://schemas.openxmlformats.org/officeDocument/2006/math" xmlns:v="urn:schemas-microsoft-com:vml" xmlns:wp14="http://schemas.microsoft.com/office/word/2010/wordprocessingDrawing" xmlns:wp="http://schemas.openxmlformats.org/drawingml/2006/wordprocessingDrawing" xmlns:w10="urn:schemas-microsoft-com:office:word" xmlns:w="http://schemas.openxmlformats.org/wordprocessingml/2006/main" xmlns:w14="http://schemas.microsoft.com/office/word/2010/wordml" xmlns:w15="http://schemas.microsoft.com/office/word/2012/wordml" xmlns:w16cex="http://schemas.microsoft.com/office/word/2018/wordml/cex" xmlns:w16cid="http://schemas.microsoft.com/office/word/2016/wordml/cid" xmlns:w16="http://schemas.microsoft.com/office/word/2018/wordml" xmlns:w16sdtdh="http://schemas.microsoft.com/office/word/2020/wordml/sdtdatahash" xmlns:w16se="http://schemas.microsoft.com/office/word/2015/wordml/symex" xmlns:wpg="http://schemas.microsoft.com/office/word/2010/wordprocessingGroup" xmlns:wpi="http://schemas.microsoft.com/office/word/2010/wordprocessingInk" xmlns:wne="http://schemas.microsoft.com/office/word/2006/wordml" xmlns:wps="http://schemas.microsoft.com/office/word/2010/wordprocessingShape" mc:Ignorable="w14 w15 w16se w16cid w16 w16cex w16sdtdh wp14">
   <w:endnote w:type="separator" w:id="-1">
     <w:p>
       <w:r>
@@ -1456,7 +1393,7 @@
 </file>
 
 <file path=word/footer1.xml><?xml version="1.0" encoding="utf-8"?>
-<w:ftr xmlns:wpc="http://schemas.microsoft.com/office/word/2010/wordprocessingCanvas" xmlns:cx="http://schemas.microsoft.com/office/drawing/2014/chartex" xmlns:cx1="http://schemas.microsoft.com/office/drawing/2015/9/8/chartex" xmlns:cx2="http://schemas.microsoft.com/office/drawing/2015/10/21/chartex" xmlns:cx3="http://schemas.microsoft.com/office/drawing/2016/5/9/chartex" xmlns:cx4="http://schemas.microsoft.com/office/drawing/2016/5/10/chartex" xmlns:cx5="http://schemas.microsoft.com/office/drawing/2016/5/11/chartex" xmlns:cx6="http://schemas.microsoft.com/office/drawing/2016/5/12/chartex" xmlns:cx7="http://schemas.microsoft.com/office/drawing/2016/5/13/chartex" xmlns:cx8="http://schemas.microsoft.com/office/drawing/2016/5/14/chartex" xmlns:mc="http://schemas.openxmlformats.org/markup-compatibility/2006" xmlns:aink="http://schemas.microsoft.com/office/drawing/2016/ink" xmlns:am3d="http://schemas.microsoft.com/office/drawing/2017/model3d" xmlns:o="urn:schemas-microsoft-com:office:office" xmlns:oel="http://schemas.microsoft.com/office/2019/extlst" xmlns:r="http://schemas.openxmlformats.org/officeDocument/2006/relationships" xmlns:m="http://schemas.openxmlformats.org/officeDocument/2006/math" xmlns:v="urn:schemas-microsoft-com:vml" xmlns:wp14="http://schemas.microsoft.com/office/word/2010/wordprocessingDrawing" xmlns:wp="http://schemas.openxmlformats.org/drawingml/2006/wordprocessingDrawing" xmlns:w10="urn:schemas-microsoft-com:office:word" xmlns:w="http://schemas.openxmlformats.org/wordprocessingml/2006/main" xmlns:w14="http://schemas.microsoft.com/office/word/2010/wordml" xmlns:w15="http://schemas.microsoft.com/office/word/2012/wordml" xmlns:w16cex="http://schemas.microsoft.com/office/word/2018/wordml/cex" xmlns:w16cid="http://schemas.microsoft.com/office/word/2016/wordml/cid" xmlns:w16="http://schemas.microsoft.com/office/word/2018/wordml" xmlns:w16du="http://schemas.microsoft.com/office/word/2023/wordml/word16du" xmlns:w16sdtdh="http://schemas.microsoft.com/office/word/2020/wordml/sdtdatahash" xmlns:w16sdtfl="http://schemas.microsoft.com/office/word/2024/wordml/sdtformatlock" xmlns:w16se="http://schemas.microsoft.com/office/word/2015/wordml/symex" xmlns:wpg="http://schemas.microsoft.com/office/word/2010/wordprocessingGroup" xmlns:wpi="http://schemas.microsoft.com/office/word/2010/wordprocessingInk" xmlns:wne="http://schemas.microsoft.com/office/word/2006/wordml" xmlns:wps="http://schemas.microsoft.com/office/word/2010/wordprocessingShape" mc:Ignorable="w14 w15 w16se w16cid w16 w16cex w16sdtdh w16sdtfl w16du wp14">
+<w:ftr xmlns:wpc="http://schemas.microsoft.com/office/word/2010/wordprocessingCanvas" xmlns:cx="http://schemas.microsoft.com/office/drawing/2014/chartex" xmlns:cx1="http://schemas.microsoft.com/office/drawing/2015/9/8/chartex" xmlns:cx2="http://schemas.microsoft.com/office/drawing/2015/10/21/chartex" xmlns:cx3="http://schemas.microsoft.com/office/drawing/2016/5/9/chartex" xmlns:cx4="http://schemas.microsoft.com/office/drawing/2016/5/10/chartex" xmlns:cx5="http://schemas.microsoft.com/office/drawing/2016/5/11/chartex" xmlns:cx6="http://schemas.microsoft.com/office/drawing/2016/5/12/chartex" xmlns:cx7="http://schemas.microsoft.com/office/drawing/2016/5/13/chartex" xmlns:cx8="http://schemas.microsoft.com/office/drawing/2016/5/14/chartex" xmlns:mc="http://schemas.openxmlformats.org/markup-compatibility/2006" xmlns:aink="http://schemas.microsoft.com/office/drawing/2016/ink" xmlns:am3d="http://schemas.microsoft.com/office/drawing/2017/model3d" xmlns:o="urn:schemas-microsoft-com:office:office" xmlns:r="http://schemas.openxmlformats.org/officeDocument/2006/relationships" xmlns:m="http://schemas.openxmlformats.org/officeDocument/2006/math" xmlns:v="urn:schemas-microsoft-com:vml" xmlns:wp14="http://schemas.microsoft.com/office/word/2010/wordprocessingDrawing" xmlns:wp="http://schemas.openxmlformats.org/drawingml/2006/wordprocessingDrawing" xmlns:w10="urn:schemas-microsoft-com:office:word" xmlns:w="http://schemas.openxmlformats.org/wordprocessingml/2006/main" xmlns:w14="http://schemas.microsoft.com/office/word/2010/wordml" xmlns:w15="http://schemas.microsoft.com/office/word/2012/wordml" xmlns:w16cex="http://schemas.microsoft.com/office/word/2018/wordml/cex" xmlns:w16cid="http://schemas.microsoft.com/office/word/2016/wordml/cid" xmlns:w16="http://schemas.microsoft.com/office/word/2018/wordml" xmlns:w16sdtdh="http://schemas.microsoft.com/office/word/2020/wordml/sdtdatahash" xmlns:w16se="http://schemas.microsoft.com/office/word/2015/wordml/symex" xmlns:wpg="http://schemas.microsoft.com/office/word/2010/wordprocessingGroup" xmlns:wpi="http://schemas.microsoft.com/office/word/2010/wordprocessingInk" xmlns:wne="http://schemas.microsoft.com/office/word/2006/wordml" xmlns:wps="http://schemas.microsoft.com/office/word/2010/wordprocessingShape" mc:Ignorable="w14 w15 w16se w16cid w16 w16cex w16sdtdh wp14">
   <w:p>
     <w:pPr>
       <w:jc w:val="right"/>
@@ -2125,7 +2062,7 @@
 </file>
 
 <file path=word/footnotes.xml><?xml version="1.0" encoding="utf-8"?>
-<w:footnotes xmlns:wpc="http://schemas.microsoft.com/office/word/2010/wordprocessingCanvas" xmlns:cx="http://schemas.microsoft.com/office/drawing/2014/chartex" xmlns:cx1="http://schemas.microsoft.com/office/drawing/2015/9/8/chartex" xmlns:cx2="http://schemas.microsoft.com/office/drawing/2015/10/21/chartex" xmlns:cx3="http://schemas.microsoft.com/office/drawing/2016/5/9/chartex" xmlns:cx4="http://schemas.microsoft.com/office/drawing/2016/5/10/chartex" xmlns:cx5="http://schemas.microsoft.com/office/drawing/2016/5/11/chartex" xmlns:cx6="http://schemas.microsoft.com/office/drawing/2016/5/12/chartex" xmlns:cx7="http://schemas.microsoft.com/office/drawing/2016/5/13/chartex" xmlns:cx8="http://schemas.microsoft.com/office/drawing/2016/5/14/chartex" xmlns:mc="http://schemas.openxmlformats.org/markup-compatibility/2006" xmlns:aink="http://schemas.microsoft.com/office/drawing/2016/ink" xmlns:am3d="http://schemas.microsoft.com/office/drawing/2017/model3d" xmlns:o="urn:schemas-microsoft-com:office:office" xmlns:oel="http://schemas.microsoft.com/office/2019/extlst" xmlns:r="http://schemas.openxmlformats.org/officeDocument/2006/relationships" xmlns:m="http://schemas.openxmlformats.org/officeDocument/2006/math" xmlns:v="urn:schemas-microsoft-com:vml" xmlns:wp14="http://schemas.microsoft.com/office/word/2010/wordprocessingDrawing" xmlns:wp="http://schemas.openxmlformats.org/drawingml/2006/wordprocessingDrawing" xmlns:w10="urn:schemas-microsoft-com:office:word" xmlns:w="http://schemas.openxmlformats.org/wordprocessingml/2006/main" xmlns:w14="http://schemas.microsoft.com/office/word/2010/wordml" xmlns:w15="http://schemas.microsoft.com/office/word/2012/wordml" xmlns:w16cex="http://schemas.microsoft.com/office/word/2018/wordml/cex" xmlns:w16cid="http://schemas.microsoft.com/office/word/2016/wordml/cid" xmlns:w16="http://schemas.microsoft.com/office/word/2018/wordml" xmlns:w16du="http://schemas.microsoft.com/office/word/2023/wordml/word16du" xmlns:w16sdtdh="http://schemas.microsoft.com/office/word/2020/wordml/sdtdatahash" xmlns:w16sdtfl="http://schemas.microsoft.com/office/word/2024/wordml/sdtformatlock" xmlns:w16se="http://schemas.microsoft.com/office/word/2015/wordml/symex" xmlns:wpg="http://schemas.microsoft.com/office/word/2010/wordprocessingGroup" xmlns:wpi="http://schemas.microsoft.com/office/word/2010/wordprocessingInk" xmlns:wne="http://schemas.microsoft.com/office/word/2006/wordml" xmlns:wps="http://schemas.microsoft.com/office/word/2010/wordprocessingShape" mc:Ignorable="w14 w15 w16se w16cid w16 w16cex w16sdtdh w16sdtfl w16du wp14">
+<w:footnotes xmlns:wpc="http://schemas.microsoft.com/office/word/2010/wordprocessingCanvas" xmlns:cx="http://schemas.microsoft.com/office/drawing/2014/chartex" xmlns:cx1="http://schemas.microsoft.com/office/drawing/2015/9/8/chartex" xmlns:cx2="http://schemas.microsoft.com/office/drawing/2015/10/21/chartex" xmlns:cx3="http://schemas.microsoft.com/office/drawing/2016/5/9/chartex" xmlns:cx4="http://schemas.microsoft.com/office/drawing/2016/5/10/chartex" xmlns:cx5="http://schemas.microsoft.com/office/drawing/2016/5/11/chartex" xmlns:cx6="http://schemas.microsoft.com/office/drawing/2016/5/12/chartex" xmlns:cx7="http://schemas.microsoft.com/office/drawing/2016/5/13/chartex" xmlns:cx8="http://schemas.microsoft.com/office/drawing/2016/5/14/chartex" xmlns:mc="http://schemas.openxmlformats.org/markup-compatibility/2006" xmlns:aink="http://schemas.microsoft.com/office/drawing/2016/ink" xmlns:am3d="http://schemas.microsoft.com/office/drawing/2017/model3d" xmlns:o="urn:schemas-microsoft-com:office:office" xmlns:r="http://schemas.openxmlformats.org/officeDocument/2006/relationships" xmlns:m="http://schemas.openxmlformats.org/officeDocument/2006/math" xmlns:v="urn:schemas-microsoft-com:vml" xmlns:wp14="http://schemas.microsoft.com/office/word/2010/wordprocessingDrawing" xmlns:wp="http://schemas.openxmlformats.org/drawingml/2006/wordprocessingDrawing" xmlns:w10="urn:schemas-microsoft-com:office:word" xmlns:w="http://schemas.openxmlformats.org/wordprocessingml/2006/main" xmlns:w14="http://schemas.microsoft.com/office/word/2010/wordml" xmlns:w15="http://schemas.microsoft.com/office/word/2012/wordml" xmlns:w16cex="http://schemas.microsoft.com/office/word/2018/wordml/cex" xmlns:w16cid="http://schemas.microsoft.com/office/word/2016/wordml/cid" xmlns:w16="http://schemas.microsoft.com/office/word/2018/wordml" xmlns:w16sdtdh="http://schemas.microsoft.com/office/word/2020/wordml/sdtdatahash" xmlns:w16se="http://schemas.microsoft.com/office/word/2015/wordml/symex" xmlns:wpg="http://schemas.microsoft.com/office/word/2010/wordprocessingGroup" xmlns:wpi="http://schemas.microsoft.com/office/word/2010/wordprocessingInk" xmlns:wne="http://schemas.microsoft.com/office/word/2006/wordml" xmlns:wps="http://schemas.microsoft.com/office/word/2010/wordprocessingShape" mc:Ignorable="w14 w15 w16se w16cid w16 w16cex w16sdtdh wp14">
   <w:footnote w:type="separator" w:id="-1">
     <w:p>
       <w:r>
@@ -2144,7 +2081,7 @@
 </file>
 
 <file path=word/header1.xml><?xml version="1.0" encoding="utf-8"?>
-<w:hdr xmlns:wpc="http://schemas.microsoft.com/office/word/2010/wordprocessingCanvas" xmlns:cx="http://schemas.microsoft.com/office/drawing/2014/chartex" xmlns:cx1="http://schemas.microsoft.com/office/drawing/2015/9/8/chartex" xmlns:cx2="http://schemas.microsoft.com/office/drawing/2015/10/21/chartex" xmlns:cx3="http://schemas.microsoft.com/office/drawing/2016/5/9/chartex" xmlns:cx4="http://schemas.microsoft.com/office/drawing/2016/5/10/chartex" xmlns:cx5="http://schemas.microsoft.com/office/drawing/2016/5/11/chartex" xmlns:cx6="http://schemas.microsoft.com/office/drawing/2016/5/12/chartex" xmlns:cx7="http://schemas.microsoft.com/office/drawing/2016/5/13/chartex" xmlns:cx8="http://schemas.microsoft.com/office/drawing/2016/5/14/chartex" xmlns:mc="http://schemas.openxmlformats.org/markup-compatibility/2006" xmlns:aink="http://schemas.microsoft.com/office/drawing/2016/ink" xmlns:am3d="http://schemas.microsoft.com/office/drawing/2017/model3d" xmlns:o="urn:schemas-microsoft-com:office:office" xmlns:oel="http://schemas.microsoft.com/office/2019/extlst" xmlns:r="http://schemas.openxmlformats.org/officeDocument/2006/relationships" xmlns:m="http://schemas.openxmlformats.org/officeDocument/2006/math" xmlns:v="urn:schemas-microsoft-com:vml" xmlns:wp14="http://schemas.microsoft.com/office/word/2010/wordprocessingDrawing" xmlns:wp="http://schemas.openxmlformats.org/drawingml/2006/wordprocessingDrawing" xmlns:w10="urn:schemas-microsoft-com:office:word" xmlns:w="http://schemas.openxmlformats.org/wordprocessingml/2006/main" xmlns:w14="http://schemas.microsoft.com/office/word/2010/wordml" xmlns:w15="http://schemas.microsoft.com/office/word/2012/wordml" xmlns:w16cex="http://schemas.microsoft.com/office/word/2018/wordml/cex" xmlns:w16cid="http://schemas.microsoft.com/office/word/2016/wordml/cid" xmlns:w16="http://schemas.microsoft.com/office/word/2018/wordml" xmlns:w16du="http://schemas.microsoft.com/office/word/2023/wordml/word16du" xmlns:w16sdtdh="http://schemas.microsoft.com/office/word/2020/wordml/sdtdatahash" xmlns:w16sdtfl="http://schemas.microsoft.com/office/word/2024/wordml/sdtformatlock" xmlns:w16se="http://schemas.microsoft.com/office/word/2015/wordml/symex" xmlns:wpg="http://schemas.microsoft.com/office/word/2010/wordprocessingGroup" xmlns:wpi="http://schemas.microsoft.com/office/word/2010/wordprocessingInk" xmlns:wne="http://schemas.microsoft.com/office/word/2006/wordml" xmlns:wps="http://schemas.microsoft.com/office/word/2010/wordprocessingShape" mc:Ignorable="w14 w15 w16se w16cid w16 w16cex w16sdtdh w16sdtfl w16du wp14">
+<w:hdr xmlns:wpc="http://schemas.microsoft.com/office/word/2010/wordprocessingCanvas" xmlns:cx="http://schemas.microsoft.com/office/drawing/2014/chartex" xmlns:cx1="http://schemas.microsoft.com/office/drawing/2015/9/8/chartex" xmlns:cx2="http://schemas.microsoft.com/office/drawing/2015/10/21/chartex" xmlns:cx3="http://schemas.microsoft.com/office/drawing/2016/5/9/chartex" xmlns:cx4="http://schemas.microsoft.com/office/drawing/2016/5/10/chartex" xmlns:cx5="http://schemas.microsoft.com/office/drawing/2016/5/11/chartex" xmlns:cx6="http://schemas.microsoft.com/office/drawing/2016/5/12/chartex" xmlns:cx7="http://schemas.microsoft.com/office/drawing/2016/5/13/chartex" xmlns:cx8="http://schemas.microsoft.com/office/drawing/2016/5/14/chartex" xmlns:mc="http://schemas.openxmlformats.org/markup-compatibility/2006" xmlns:aink="http://schemas.microsoft.com/office/drawing/2016/ink" xmlns:am3d="http://schemas.microsoft.com/office/drawing/2017/model3d" xmlns:o="urn:schemas-microsoft-com:office:office" xmlns:r="http://schemas.openxmlformats.org/officeDocument/2006/relationships" xmlns:m="http://schemas.openxmlformats.org/officeDocument/2006/math" xmlns:v="urn:schemas-microsoft-com:vml" xmlns:wp14="http://schemas.microsoft.com/office/word/2010/wordprocessingDrawing" xmlns:wp="http://schemas.openxmlformats.org/drawingml/2006/wordprocessingDrawing" xmlns:w10="urn:schemas-microsoft-com:office:word" xmlns:w="http://schemas.openxmlformats.org/wordprocessingml/2006/main" xmlns:w14="http://schemas.microsoft.com/office/word/2010/wordml" xmlns:w15="http://schemas.microsoft.com/office/word/2012/wordml" xmlns:w16cex="http://schemas.microsoft.com/office/word/2018/wordml/cex" xmlns:w16cid="http://schemas.microsoft.com/office/word/2016/wordml/cid" xmlns:w16="http://schemas.microsoft.com/office/word/2018/wordml" xmlns:w16sdtdh="http://schemas.microsoft.com/office/word/2020/wordml/sdtdatahash" xmlns:w16se="http://schemas.microsoft.com/office/word/2015/wordml/symex" xmlns:wpg="http://schemas.microsoft.com/office/word/2010/wordprocessingGroup" xmlns:wpi="http://schemas.microsoft.com/office/word/2010/wordprocessingInk" xmlns:wne="http://schemas.microsoft.com/office/word/2006/wordml" xmlns:wps="http://schemas.microsoft.com/office/word/2010/wordprocessingShape" mc:Ignorable="w14 w15 w16se w16cid w16 w16cex w16sdtdh wp14">
   <w:p>
     <w:pPr>
       <w:pStyle w:val="Encabezado"/>
@@ -2238,7 +2175,7 @@
 </file>
 
 <file path=word/numbering.xml><?xml version="1.0" encoding="utf-8"?>
-<w:numbering xmlns:wpc="http://schemas.microsoft.com/office/word/2010/wordprocessingCanvas" xmlns:cx="http://schemas.microsoft.com/office/drawing/2014/chartex" xmlns:cx1="http://schemas.microsoft.com/office/drawing/2015/9/8/chartex" xmlns:cx2="http://schemas.microsoft.com/office/drawing/2015/10/21/chartex" xmlns:cx3="http://schemas.microsoft.com/office/drawing/2016/5/9/chartex" xmlns:cx4="http://schemas.microsoft.com/office/drawing/2016/5/10/chartex" xmlns:cx5="http://schemas.microsoft.com/office/drawing/2016/5/11/chartex" xmlns:cx6="http://schemas.microsoft.com/office/drawing/2016/5/12/chartex" xmlns:cx7="http://schemas.microsoft.com/office/drawing/2016/5/13/chartex" xmlns:cx8="http://schemas.microsoft.com/office/drawing/2016/5/14/chartex" xmlns:mc="http://schemas.openxmlformats.org/markup-compatibility/2006" xmlns:aink="http://schemas.microsoft.com/office/drawing/2016/ink" xmlns:am3d="http://schemas.microsoft.com/office/drawing/2017/model3d" xmlns:o="urn:schemas-microsoft-com:office:office" xmlns:oel="http://schemas.microsoft.com/office/2019/extlst" xmlns:r="http://schemas.openxmlformats.org/officeDocument/2006/relationships" xmlns:m="http://schemas.openxmlformats.org/officeDocument/2006/math" xmlns:v="urn:schemas-microsoft-com:vml" xmlns:wp14="http://schemas.microsoft.com/office/word/2010/wordprocessingDrawing" xmlns:wp="http://schemas.openxmlformats.org/drawingml/2006/wordprocessingDrawing" xmlns:w10="urn:schemas-microsoft-com:office:word" xmlns:w="http://schemas.openxmlformats.org/wordprocessingml/2006/main" xmlns:w14="http://schemas.microsoft.com/office/word/2010/wordml" xmlns:w15="http://schemas.microsoft.com/office/word/2012/wordml" xmlns:w16cex="http://schemas.microsoft.com/office/word/2018/wordml/cex" xmlns:w16cid="http://schemas.microsoft.com/office/word/2016/wordml/cid" xmlns:w16="http://schemas.microsoft.com/office/word/2018/wordml" xmlns:w16du="http://schemas.microsoft.com/office/word/2023/wordml/word16du" xmlns:w16sdtdh="http://schemas.microsoft.com/office/word/2020/wordml/sdtdatahash" xmlns:w16sdtfl="http://schemas.microsoft.com/office/word/2024/wordml/sdtformatlock" xmlns:w16se="http://schemas.microsoft.com/office/word/2015/wordml/symex" xmlns:wpg="http://schemas.microsoft.com/office/word/2010/wordprocessingGroup" xmlns:wpi="http://schemas.microsoft.com/office/word/2010/wordprocessingInk" xmlns:wne="http://schemas.microsoft.com/office/word/2006/wordml" xmlns:wps="http://schemas.microsoft.com/office/word/2010/wordprocessingShape" mc:Ignorable="w14 w15 w16se w16cid w16 w16cex w16sdtdh w16sdtfl w16du wp14">
+<w:numbering xmlns:wpc="http://schemas.microsoft.com/office/word/2010/wordprocessingCanvas" xmlns:cx="http://schemas.microsoft.com/office/drawing/2014/chartex" xmlns:cx1="http://schemas.microsoft.com/office/drawing/2015/9/8/chartex" xmlns:cx2="http://schemas.microsoft.com/office/drawing/2015/10/21/chartex" xmlns:cx3="http://schemas.microsoft.com/office/drawing/2016/5/9/chartex" xmlns:cx4="http://schemas.microsoft.com/office/drawing/2016/5/10/chartex" xmlns:cx5="http://schemas.microsoft.com/office/drawing/2016/5/11/chartex" xmlns:cx6="http://schemas.microsoft.com/office/drawing/2016/5/12/chartex" xmlns:cx7="http://schemas.microsoft.com/office/drawing/2016/5/13/chartex" xmlns:cx8="http://schemas.microsoft.com/office/drawing/2016/5/14/chartex" xmlns:mc="http://schemas.openxmlformats.org/markup-compatibility/2006" xmlns:aink="http://schemas.microsoft.com/office/drawing/2016/ink" xmlns:am3d="http://schemas.microsoft.com/office/drawing/2017/model3d" xmlns:o="urn:schemas-microsoft-com:office:office" xmlns:r="http://schemas.openxmlformats.org/officeDocument/2006/relationships" xmlns:m="http://schemas.openxmlformats.org/officeDocument/2006/math" xmlns:v="urn:schemas-microsoft-com:vml" xmlns:wp14="http://schemas.microsoft.com/office/word/2010/wordprocessingDrawing" xmlns:wp="http://schemas.openxmlformats.org/drawingml/2006/wordprocessingDrawing" xmlns:w10="urn:schemas-microsoft-com:office:word" xmlns:w="http://schemas.openxmlformats.org/wordprocessingml/2006/main" xmlns:w14="http://schemas.microsoft.com/office/word/2010/wordml" xmlns:w15="http://schemas.microsoft.com/office/word/2012/wordml" xmlns:w16cex="http://schemas.microsoft.com/office/word/2018/wordml/cex" xmlns:w16cid="http://schemas.microsoft.com/office/word/2016/wordml/cid" xmlns:w16="http://schemas.microsoft.com/office/word/2018/wordml" xmlns:w16sdtdh="http://schemas.microsoft.com/office/word/2020/wordml/sdtdatahash" xmlns:w16se="http://schemas.microsoft.com/office/word/2015/wordml/symex" xmlns:wpg="http://schemas.microsoft.com/office/word/2010/wordprocessingGroup" xmlns:wpi="http://schemas.microsoft.com/office/word/2010/wordprocessingInk" xmlns:wne="http://schemas.microsoft.com/office/word/2006/wordml" xmlns:wps="http://schemas.microsoft.com/office/word/2010/wordprocessingShape" mc:Ignorable="w14 w15 w16se w16cid w16 w16cex w16sdtdh wp14">
   <w:abstractNum w:abstractNumId="0" w15:restartNumberingAfterBreak="0">
     <w:nsid w:val="00978DA7"/>
     <w:multiLevelType w:val="singleLevel"/>
@@ -2724,29 +2661,29 @@
       </w:rPr>
     </w:lvl>
   </w:abstractNum>
-  <w:num w:numId="1" w16cid:durableId="1057707466">
+  <w:num w:numId="1">
     <w:abstractNumId w:val="1"/>
   </w:num>
-  <w:num w:numId="2" w16cid:durableId="2034914063">
+  <w:num w:numId="2">
     <w:abstractNumId w:val="2"/>
   </w:num>
-  <w:num w:numId="3" w16cid:durableId="1068066920">
+  <w:num w:numId="3">
     <w:abstractNumId w:val="4"/>
   </w:num>
-  <w:num w:numId="4" w16cid:durableId="726805689">
+  <w:num w:numId="4">
     <w:abstractNumId w:val="0"/>
   </w:num>
-  <w:num w:numId="5" w16cid:durableId="1690137485">
+  <w:num w:numId="5">
     <w:abstractNumId w:val="5"/>
   </w:num>
-  <w:num w:numId="6" w16cid:durableId="683704051">
+  <w:num w:numId="6">
     <w:abstractNumId w:val="3"/>
   </w:num>
 </w:numbering>
 </file>
 
 <file path=word/styles.xml><?xml version="1.0" encoding="utf-8"?>
-<w:styles xmlns:mc="http://schemas.openxmlformats.org/markup-compatibility/2006" xmlns:r="http://schemas.openxmlformats.org/officeDocument/2006/relationships" xmlns:w="http://schemas.openxmlformats.org/wordprocessingml/2006/main" xmlns:w14="http://schemas.microsoft.com/office/word/2010/wordml" xmlns:w15="http://schemas.microsoft.com/office/word/2012/wordml" xmlns:w16cex="http://schemas.microsoft.com/office/word/2018/wordml/cex" xmlns:w16cid="http://schemas.microsoft.com/office/word/2016/wordml/cid" xmlns:w16="http://schemas.microsoft.com/office/word/2018/wordml" xmlns:w16du="http://schemas.microsoft.com/office/word/2023/wordml/word16du" xmlns:w16sdtdh="http://schemas.microsoft.com/office/word/2020/wordml/sdtdatahash" xmlns:w16sdtfl="http://schemas.microsoft.com/office/word/2024/wordml/sdtformatlock" xmlns:w16se="http://schemas.microsoft.com/office/word/2015/wordml/symex" mc:Ignorable="w14 w15 w16se w16cid w16 w16cex w16sdtdh w16sdtfl w16du">
+<w:styles xmlns:mc="http://schemas.openxmlformats.org/markup-compatibility/2006" xmlns:r="http://schemas.openxmlformats.org/officeDocument/2006/relationships" xmlns:w="http://schemas.openxmlformats.org/wordprocessingml/2006/main" xmlns:w14="http://schemas.microsoft.com/office/word/2010/wordml" xmlns:w15="http://schemas.microsoft.com/office/word/2012/wordml" xmlns:w16cex="http://schemas.microsoft.com/office/word/2018/wordml/cex" xmlns:w16cid="http://schemas.microsoft.com/office/word/2016/wordml/cid" xmlns:w16="http://schemas.microsoft.com/office/word/2018/wordml" xmlns:w16sdtdh="http://schemas.microsoft.com/office/word/2020/wordml/sdtdatahash" xmlns:w16se="http://schemas.microsoft.com/office/word/2015/wordml/symex" mc:Ignorable="w14 w15 w16se w16cid w16 w16cex w16sdtdh">
   <w:docDefaults>
     <w:rPrDefault>
       <w:rPr>
